--- a/РВиП/практики/Практика 2.docx
+++ b/РВиП/практики/Практика 2.docx
@@ -712,8 +712,17 @@
     </w:p>
     <w:p>
       <w:pPr>
+        <w:pStyle w:val="a3"/>
         <w:spacing w:after="0" w:line="240" w:lineRule="auto"/>
+        <w:ind w:left="709"/>
         <w:jc w:val="center"/>
+        <w:rPr>
+          <w:rFonts w:ascii="Times New Roman" w:hAnsi="Times New Roman" w:cs="Times New Roman"/>
+          <w:sz w:val="28"/>
+          <w:szCs w:val="28"/>
+        </w:rPr>
+      </w:pPr>
+      <w:r>
         <w:rPr>
           <w:rFonts w:ascii="Times New Roman" w:hAnsi="Times New Roman" w:cs="Times New Roman"/>
           <w:b/>
@@ -721,16 +730,7 @@
           <w:sz w:val="28"/>
           <w:szCs w:val="28"/>
         </w:rPr>
-      </w:pPr>
-      <w:r>
-        <w:rPr>
-          <w:rFonts w:ascii="Times New Roman" w:hAnsi="Times New Roman" w:cs="Times New Roman"/>
-          <w:b/>
-          <w:color w:val="FF0000"/>
-          <w:sz w:val="28"/>
-          <w:szCs w:val="28"/>
-        </w:rPr>
-        <w:t>https://disk.yandex.ru/d/N7h3l8S_xQ53Cg</w:t>
+        <w:t>https://cloud.mail.ru/public/JMt9/ACciHAKPF</w:t>
       </w:r>
     </w:p>
     <w:p>

--- a/РВиП/практики/Практика 2.docx
+++ b/РВиП/практики/Практика 2.docx
@@ -718,8 +718,8 @@
         <w:jc w:val="center"/>
         <w:rPr>
           <w:rFonts w:ascii="Times New Roman" w:hAnsi="Times New Roman" w:cs="Times New Roman"/>
-          <w:sz w:val="28"/>
-          <w:szCs w:val="28"/>
+          <w:sz w:val="32"/>
+          <w:szCs w:val="32"/>
         </w:rPr>
       </w:pPr>
       <w:r>
@@ -727,10 +727,10 @@
           <w:rFonts w:ascii="Times New Roman" w:hAnsi="Times New Roman" w:cs="Times New Roman"/>
           <w:b/>
           <w:color w:val="FF0000"/>
-          <w:sz w:val="28"/>
-          <w:szCs w:val="28"/>
-        </w:rPr>
-        <w:t>https://cloud.mail.ru/public/JMt9/ACciHAKPF</w:t>
+          <w:sz w:val="32"/>
+          <w:szCs w:val="32"/>
+        </w:rPr>
+        <w:t>https://cloud.mail.ru/public/o5Ln/c7sfy9xan</w:t>
       </w:r>
     </w:p>
     <w:p>
